--- a/examples/02-testo-formattato/expected.docx
+++ b/examples/02-testo-formattato/expected.docx
@@ -108,6 +108,66 @@
           <p5:sz xmlns:p5="http://schemas.openxmlformats.org/wordprocessingml/2006/main" p5:val="32"/>
         </w:rPr>
         <w:t xml:space="preserve">Arial 16</w:t>
+      </w:r>
+    </w:p>
+    <w:p>
+      <w:pPr>
+        <p4:pStyle xmlns:p4="http://schemas.openxmlformats.org/wordprocessingml/2006/main" p4:val="Heading1"/>
+      </w:pPr>
+      <w:r>
+        <w:rPr/>
+        <w:t xml:space="preserve">Testo da un unico input</w:t>
+      </w:r>
+    </w:p>
+    <w:p>
+      <w:pPr>
+        <p4:pStyle xmlns:p4="http://schemas.openxmlformats.org/wordprocessingml/2006/main" p4:val="Normal"/>
+      </w:pPr>
+      <w:r>
+        <w:rPr/>
+        <w:t xml:space="preserve">Un paragrafo con </w:t>
+      </w:r>
+      <w:r>
+        <w:rPr>
+          <w:b/>
+        </w:rPr>
+        <w:t xml:space="preserve">grassetto</w:t>
+      </w:r>
+      <w:r>
+        <w:rPr/>
+        <w:t xml:space="preserve">, </w:t>
+      </w:r>
+      <w:r>
+        <w:rPr>
+          <w:i/>
+        </w:rPr>
+        <w:t xml:space="preserve">corsivo</w:t>
+      </w:r>
+      <w:r>
+        <w:rPr/>
+        <w:t xml:space="preserve"> e </w:t>
+      </w:r>
+      <w:r>
+        <w:rPr>
+          <w:b/>
+          <w:i/>
+        </w:rPr>
+        <w:t xml:space="preserve">entrambi</w:t>
+      </w:r>
+      <w:r>
+        <w:rPr/>
+        <w:t xml:space="preserve">.</w:t>
+        <w:br/>
+        <w:t xml:space="preserve">Questa riga resta nello stesso paragrafo.</w:t>
+      </w:r>
+    </w:p>
+    <w:p>
+      <w:pPr>
+        <p4:pStyle xmlns:p4="http://schemas.openxmlformats.org/wordprocessingml/2006/main" p4:val="Normal"/>
+      </w:pPr>
+      <w:r>
+        <w:rPr/>
+        <w:t xml:space="preserve">Simboli letterali: * e $.</w:t>
       </w:r>
     </w:p>
     <w:sectPr>
